--- a/王栋-简历.docx
+++ b/王栋-简历.docx
@@ -29,7 +29,7 @@
           <w:color w:val="8B7640"/>
           <w:sz w:val="22"/>
         </w:rPr>
-        <w:t>AI产品构建者  ·  能独立走通商业闭环的AI应用全栈搭建</w:t>
+        <w:t>AI产品构建者  ·  如何用AI去提高生产效率</w:t>
       </w:r>
     </w:p>
     <w:p>
@@ -44,7 +44,7 @@
           <w:color w:val="6B6560"/>
           <w:sz w:val="18"/>
         </w:rPr>
-        <w:t>📧 1252395926@qq.com   📞 130 3283 9382   🔗 gitee.com/scyilang_0   🌐 wd-cloud-spec.github.io</w:t>
+        <w:t>📧 1252395926@qq.com   📞 130 3283 9382   🔗 github.com/wd-cloud-spec   🔗 gitee.com/scyilang_0</w:t>
       </w:r>
     </w:p>
     <w:p>
@@ -92,7 +92,7 @@
           <w:color w:val="333333"/>
           <w:sz w:val="20"/>
         </w:rPr>
-        <w:t>7年跨界：平面设计3年（审美与用户体验）→ B端产品经理1年（企业痛点与方案输出）→ 研学创业3年（从0到1的完整商业闭环，近百场交付、零安全事故）→ 独立构建4个AI产品（把大模型能力变成可交付、可变现的应用）。</w:t>
+        <w:t>7年跨界：平面设计3年（审美与用户体验）→ B端产品经理1年（企业痛点与方案输出）→ 研学创业3年（从0到1的完整商业闭环，近百场交付、零安全事故）→ 独立构建多个AI产品（把大模型能力变成可交付、可变现的应用）。</w:t>
       </w:r>
     </w:p>
     <w:p>
@@ -192,7 +192,7 @@
                 <w:color w:val="333333"/>
                 <w:sz w:val="18"/>
               </w:rPr>
-              <w:t>独立完成AI产品全栈开发：Python/Node.js/PySide6/Electron，RAG选型、OCR降级链、多Agent编排均有实战。</w:t>
+              <w:t>独立完成AI产品全栈开发：Python/Node.js/JavaScript/PySide6，RAG选型、OCR降级链、多Agent编排均有实战。</w:t>
             </w:r>
           </w:p>
         </w:tc>
@@ -227,7 +227,7 @@
                 <w:color w:val="333333"/>
                 <w:sz w:val="18"/>
               </w:rPr>
-              <w:t>平面设计3年，项目执行中可独立完成界面设计与视觉物料，无需等待设计师，保证交付完整性。</w:t>
+              <w:t>平面设计3年，项目执行中可独立完成界面设计与视觉物料，创造出更符合年轻人使用的AI工具。</w:t>
             </w:r>
           </w:p>
         </w:tc>
@@ -263,7 +263,7 @@
           <w:color w:val="8B7640"/>
           <w:sz w:val="21"/>
         </w:rPr>
-        <w:t>★ CodeClean — AI 代码清理平台（旗舰项目）</w:t>
+        <w:t>★ DSH Mobile — 手机远程指挥台（旗舰项目）</w:t>
       </w:r>
     </w:p>
     <w:p>
@@ -278,7 +278,7 @@
           <w:color w:val="6B6560"/>
           <w:sz w:val="19"/>
         </w:rPr>
-        <w:t>一套把安全做到极致的代码清理平台：清理端7 Agent"做手术"，学习端5 Agent"不再犯同样的错"。</w:t>
+        <w:t>DeepSeek Harness 上线48小时内完成插件开发，用DSH让DSH更方便使用：手机实时镜像 PC 端 AI Agent 工作流，远程发言、审批放行。</w:t>
       </w:r>
     </w:p>
     <w:p>
@@ -294,7 +294,7 @@
           <w:color w:val="333333"/>
           <w:sz w:val="19"/>
         </w:rPr>
-        <w:t>• 安全架构：沙箱副本只读执行 + .quarantine/ 只隔离不删除（SHA256溯源，一条命令回迁）+ 基线回归校验，异常自动回滚整个批次</w:t>
+        <w:t>• 双面插件架构：宿主进程端 + 浏览器UI端同一包分发，~2,650行核心代码，一键安装脚本，MIT开源</w:t>
       </w:r>
     </w:p>
     <w:p>
@@ -310,7 +310,7 @@
           <w:color w:val="333333"/>
           <w:sz w:val="19"/>
         </w:rPr>
-        <w:t>• Tree-sitter AST 解析 + 框架感知检测（FastAPI/Django/Vue 动态路由），L1/L2/L3 三级风险分流，L2 暂停人工审批</w:t>
+        <w:t>• 安全桥接：14路径白名单代理 + 旋转Token + 本机Origin校验，恶意页面无法跨站攻击</w:t>
       </w:r>
     </w:p>
     <w:p>
@@ -326,7 +326,7 @@
           <w:color w:val="333333"/>
           <w:sz w:val="19"/>
         </w:rPr>
-        <w:t>• LangGraph 十节点 DAG 编排 + SqliteSaver 断点续跑，FATAL/RETRY/DEGRADE 三级异常韧性，零Docker、Windows原生</w:t>
+        <w:t>• 原生 AbortSignal 三级捕获：从手机远程停止 PC 端 Agent 任务（穿透沙箱伪造实现）</w:t>
       </w:r>
     </w:p>
     <w:p>
@@ -342,12 +342,28 @@
           <w:color w:val="333333"/>
           <w:sz w:val="19"/>
         </w:rPr>
-        <w:t>• 工程规模：5000行 Python · 36个模块 · 12个Agent · 12个Prompt模板 · 85项自动化测试全过</w:t>
+        <w:t>• 消息队列 + 90秒TTL：离线会话唤醒后自动送达；手机与PC对审批/问答首答优先</w:t>
       </w:r>
     </w:p>
     <w:p>
       <w:pPr>
-        <w:spacing w:before="40" w:after="120" w:line="288" w:lineRule="auto"/>
+        <w:spacing w:before="0" w:after="20" w:line="312" w:lineRule="auto"/>
+        <w:ind w:left="283"/>
+      </w:pPr>
+      <w:r>
+        <w:rPr>
+          <w:rFonts w:ascii="Calibri" w:hAnsi="Calibri" w:eastAsia="微软雅黑"/>
+          <w:b w:val="0"/>
+          <w:i w:val="0"/>
+          <w:color w:val="333333"/>
+          <w:sz w:val="19"/>
+        </w:rPr>
+        <w:t>• 零外部资源单文件UI：深色指挥台设计（墨蓝+琥珀+青），notched屏安全区适配</w:t>
+      </w:r>
+    </w:p>
+    <w:p>
+      <w:pPr>
+        <w:spacing w:before="40" w:after="40" w:line="288" w:lineRule="auto"/>
       </w:pPr>
       <w:r>
         <w:rPr>
@@ -357,7 +373,270 @@
           <w:color w:val="5A5045"/>
           <w:sz w:val="17"/>
         </w:rPr>
-        <w:t>Python  |  LangGraph  |  12 Agent  |  Tree-sitter  |  沙箱隔离  |  学习闭环</w:t>
+        <w:t>DeepSeek Harness  |  SSE  |  移动端  |  安全桥接  |  Agent控制</w:t>
+      </w:r>
+    </w:p>
+    <w:p>
+      <w:pPr>
+        <w:spacing w:before="0" w:after="120" w:line="288" w:lineRule="auto"/>
+      </w:pPr>
+      <w:r>
+        <w:rPr>
+          <w:rFonts w:ascii="Calibri" w:hAnsi="Calibri" w:eastAsia="微软雅黑"/>
+          <w:b w:val="0"/>
+          <w:i w:val="0"/>
+          <w:color w:val="5A5045"/>
+          <w:sz w:val="17"/>
+        </w:rPr>
+        <w:t>工程规模：~2,650行 · 双面插件 · 单文件移动端UI · 12条工程踩坑记录</w:t>
+      </w:r>
+    </w:p>
+    <w:p>
+      <w:pPr>
+        <w:spacing w:before="160" w:after="40" w:line="288" w:lineRule="auto"/>
+      </w:pPr>
+      <w:r>
+        <w:rPr>
+          <w:rFonts w:ascii="Calibri" w:hAnsi="Calibri" w:eastAsia="微软雅黑"/>
+          <w:b/>
+          <w:i w:val="0"/>
+          <w:color w:val="8B7640"/>
+          <w:sz w:val="21"/>
+        </w:rPr>
+        <w:t>★ 工作台与统计工具 — AI×教育桌面应用（旗舰项目）</w:t>
+      </w:r>
+    </w:p>
+    <w:p>
+      <w:pPr>
+        <w:spacing w:before="0" w:after="40" w:line="312" w:lineRule="auto"/>
+      </w:pPr>
+      <w:r>
+        <w:rPr>
+          <w:rFonts w:ascii="Calibri" w:hAnsi="Calibri" w:eastAsia="微软雅黑"/>
+          <w:b w:val="0"/>
+          <w:i w:val="0"/>
+          <w:color w:val="6B6560"/>
+          <w:sz w:val="19"/>
+        </w:rPr>
+        <w:t>现代风格设计完整工作台：AI视觉识别让教师从手工录入中解放，双击即用的桌面工具。</w:t>
+      </w:r>
+    </w:p>
+    <w:p>
+      <w:pPr>
+        <w:spacing w:before="0" w:after="20" w:line="312" w:lineRule="auto"/>
+        <w:ind w:left="283"/>
+      </w:pPr>
+      <w:r>
+        <w:rPr>
+          <w:rFonts w:ascii="Calibri" w:hAnsi="Calibri" w:eastAsia="微软雅黑"/>
+          <w:b w:val="0"/>
+          <w:i w:val="0"/>
+          <w:color w:val="333333"/>
+          <w:sz w:val="19"/>
+        </w:rPr>
+        <w:t>• Qwen-VL 视觉大模型识别成绩表格→结构化JSON，支持多图合并按姓名归并</w:t>
+      </w:r>
+    </w:p>
+    <w:p>
+      <w:pPr>
+        <w:spacing w:before="0" w:after="20" w:line="312" w:lineRule="auto"/>
+        <w:ind w:left="283"/>
+      </w:pPr>
+      <w:r>
+        <w:rPr>
+          <w:rFonts w:ascii="Calibri" w:hAnsi="Calibri" w:eastAsia="微软雅黑"/>
+          <w:b w:val="0"/>
+          <w:i w:val="0"/>
+          <w:color w:val="333333"/>
+          <w:sz w:val="19"/>
+        </w:rPr>
+        <w:t>• 4级OCR降级链路（Qwen-VL→腾讯云→RapidOCR→PaddleOCR）逐级兜底，有网用AI、无网照样干</w:t>
+      </w:r>
+    </w:p>
+    <w:p>
+      <w:pPr>
+        <w:spacing w:before="0" w:after="20" w:line="312" w:lineRule="auto"/>
+        <w:ind w:left="283"/>
+      </w:pPr>
+      <w:r>
+        <w:rPr>
+          <w:rFonts w:ascii="Calibri" w:hAnsi="Calibri" w:eastAsia="微软雅黑"/>
+          <w:b w:val="0"/>
+          <w:i w:val="0"/>
+          <w:color w:val="333333"/>
+          <w:sz w:val="19"/>
+        </w:rPr>
+        <w:t>• PySide6 + Fluent Design（Win11风格）界面、视频动态背景，教师零学习成本</w:t>
+      </w:r>
+    </w:p>
+    <w:p>
+      <w:pPr>
+        <w:spacing w:before="0" w:after="20" w:line="312" w:lineRule="auto"/>
+        <w:ind w:left="283"/>
+      </w:pPr>
+      <w:r>
+        <w:rPr>
+          <w:rFonts w:ascii="Calibri" w:hAnsi="Calibri" w:eastAsia="微软雅黑"/>
+          <w:b w:val="0"/>
+          <w:i w:val="0"/>
+          <w:color w:val="333333"/>
+          <w:sz w:val="19"/>
+        </w:rPr>
+        <w:t>• PyInstaller打包.exe，SQLite本地存储，数据不离开学校；4类图表分析+丢分关键词检索</w:t>
+      </w:r>
+    </w:p>
+    <w:p>
+      <w:pPr>
+        <w:spacing w:before="40" w:after="40" w:line="288" w:lineRule="auto"/>
+      </w:pPr>
+      <w:r>
+        <w:rPr>
+          <w:rFonts w:ascii="Calibri" w:hAnsi="Calibri" w:eastAsia="微软雅黑"/>
+          <w:b w:val="0"/>
+          <w:i/>
+          <w:color w:val="5A5045"/>
+          <w:sz w:val="17"/>
+        </w:rPr>
+        <w:t>Python  |  Qwen-VL  |  PySide6  |  Fluent Design  |  SQLite</w:t>
+      </w:r>
+    </w:p>
+    <w:p>
+      <w:pPr>
+        <w:spacing w:before="0" w:after="120" w:line="288" w:lineRule="auto"/>
+      </w:pPr>
+      <w:r>
+        <w:rPr>
+          <w:rFonts w:ascii="Calibri" w:hAnsi="Calibri" w:eastAsia="微软雅黑"/>
+          <w:b w:val="0"/>
+          <w:i w:val="0"/>
+          <w:color w:val="5A5045"/>
+          <w:sz w:val="17"/>
+        </w:rPr>
+        <w:t>交付形态：单文件.exe · 教师双击即用 · 完整使用说明与培训PPT</w:t>
+      </w:r>
+    </w:p>
+    <w:p>
+      <w:pPr>
+        <w:spacing w:before="160" w:after="40" w:line="288" w:lineRule="auto"/>
+      </w:pPr>
+      <w:r>
+        <w:rPr>
+          <w:rFonts w:ascii="Calibri" w:hAnsi="Calibri" w:eastAsia="微软雅黑"/>
+          <w:b/>
+          <w:i w:val="0"/>
+          <w:color w:val="333333"/>
+          <w:sz w:val="21"/>
+        </w:rPr>
+        <w:t>CodeClean — AI 代码清理平台</w:t>
+      </w:r>
+    </w:p>
+    <w:p>
+      <w:pPr>
+        <w:spacing w:before="0" w:after="40" w:line="312" w:lineRule="auto"/>
+      </w:pPr>
+      <w:r>
+        <w:rPr>
+          <w:rFonts w:ascii="Calibri" w:hAnsi="Calibri" w:eastAsia="微软雅黑"/>
+          <w:b w:val="0"/>
+          <w:i w:val="0"/>
+          <w:color w:val="6B6560"/>
+          <w:sz w:val="19"/>
+        </w:rPr>
+        <w:t>一套把安全做到极致的 AI 代码清理平台：帮助不懂代码的人去检查冗余代码文件。清理端 7 Agent"做手术"，学习端 5 Agent"不再犯同样的错"。</w:t>
+      </w:r>
+    </w:p>
+    <w:p>
+      <w:pPr>
+        <w:spacing w:before="0" w:after="20" w:line="312" w:lineRule="auto"/>
+        <w:ind w:left="283"/>
+      </w:pPr>
+      <w:r>
+        <w:rPr>
+          <w:rFonts w:ascii="Calibri" w:hAnsi="Calibri" w:eastAsia="微软雅黑"/>
+          <w:b w:val="0"/>
+          <w:i w:val="0"/>
+          <w:color w:val="333333"/>
+          <w:sz w:val="19"/>
+        </w:rPr>
+        <w:t>• 沙箱副本只读执行 + .quarantine/ 只隔离不删除 + 基线回归校验，异常自动回滚整个批次</w:t>
+      </w:r>
+    </w:p>
+    <w:p>
+      <w:pPr>
+        <w:spacing w:before="0" w:after="20" w:line="312" w:lineRule="auto"/>
+        <w:ind w:left="283"/>
+      </w:pPr>
+      <w:r>
+        <w:rPr>
+          <w:rFonts w:ascii="Calibri" w:hAnsi="Calibri" w:eastAsia="微软雅黑"/>
+          <w:b w:val="0"/>
+          <w:i w:val="0"/>
+          <w:color w:val="333333"/>
+          <w:sz w:val="19"/>
+        </w:rPr>
+        <w:t>• Tree-sitter AST + 框架感知检测（FastAPI/Django/Vue 动态路由），从源头降低误删率</w:t>
+      </w:r>
+    </w:p>
+    <w:p>
+      <w:pPr>
+        <w:spacing w:before="0" w:after="20" w:line="312" w:lineRule="auto"/>
+        <w:ind w:left="283"/>
+      </w:pPr>
+      <w:r>
+        <w:rPr>
+          <w:rFonts w:ascii="Calibri" w:hAnsi="Calibri" w:eastAsia="微软雅黑"/>
+          <w:b w:val="0"/>
+          <w:i w:val="0"/>
+          <w:color w:val="333333"/>
+          <w:sz w:val="19"/>
+        </w:rPr>
+        <w:t>• L1/L2/L3 三级风险分流，L2 暂停人工审批（LangGraph checkpoint 断点恢复）</w:t>
+      </w:r>
+    </w:p>
+    <w:p>
+      <w:pPr>
+        <w:spacing w:before="0" w:after="20" w:line="312" w:lineRule="auto"/>
+        <w:ind w:left="283"/>
+      </w:pPr>
+      <w:r>
+        <w:rPr>
+          <w:rFonts w:ascii="Calibri" w:hAnsi="Calibri" w:eastAsia="微软雅黑"/>
+          <w:b w:val="0"/>
+          <w:i w:val="0"/>
+          <w:color w:val="333333"/>
+          <w:sz w:val="19"/>
+        </w:rPr>
+        <w:t>• 十节点 DAG 编排 + SqliteSaver 断点续跑，FATAL/RETRY/DEGRADE 三级异常韧性</w:t>
+      </w:r>
+    </w:p>
+    <w:p>
+      <w:pPr>
+        <w:spacing w:before="40" w:after="40" w:line="288" w:lineRule="auto"/>
+      </w:pPr>
+      <w:r>
+        <w:rPr>
+          <w:rFonts w:ascii="Calibri" w:hAnsi="Calibri" w:eastAsia="微软雅黑"/>
+          <w:b w:val="0"/>
+          <w:i/>
+          <w:color w:val="5A5045"/>
+          <w:sz w:val="17"/>
+        </w:rPr>
+        <w:t>Python  |  LangGraph  |  12 Agent  |  Tree-sitter  |  沙箱隔离</w:t>
+      </w:r>
+    </w:p>
+    <w:p>
+      <w:pPr>
+        <w:spacing w:before="0" w:after="120" w:line="288" w:lineRule="auto"/>
+      </w:pPr>
+      <w:r>
+        <w:rPr>
+          <w:rFonts w:ascii="Calibri" w:hAnsi="Calibri" w:eastAsia="微软雅黑"/>
+          <w:b w:val="0"/>
+          <w:i w:val="0"/>
+          <w:color w:val="5A5045"/>
+          <w:sz w:val="17"/>
+        </w:rPr>
+        <w:t>工程规模：5000行 Python · 36个模块 · 85项自动化测试全过</w:t>
       </w:r>
     </w:p>
     <w:p>
@@ -440,7 +719,7 @@
     </w:p>
     <w:p>
       <w:pPr>
-        <w:spacing w:before="40" w:after="120" w:line="288" w:lineRule="auto"/>
+        <w:spacing w:before="40" w:after="40" w:line="288" w:lineRule="auto"/>
       </w:pPr>
       <w:r>
         <w:rPr>
@@ -451,99 +730,6 @@
           <w:sz w:val="17"/>
         </w:rPr>
         <w:t>Node.js  |  DeepSeek  |  Electron  |  RBAC  |  零依赖</w:t>
-      </w:r>
-    </w:p>
-    <w:p>
-      <w:pPr>
-        <w:spacing w:before="160" w:after="40" w:line="288" w:lineRule="auto"/>
-      </w:pPr>
-      <w:r>
-        <w:rPr>
-          <w:rFonts w:ascii="Calibri" w:hAnsi="Calibri" w:eastAsia="微软雅黑"/>
-          <w:b/>
-          <w:i w:val="0"/>
-          <w:color w:val="333333"/>
-          <w:sz w:val="21"/>
-        </w:rPr>
-        <w:t>成绩统计工具 — AI×教育垂直场景桌面应用</w:t>
-      </w:r>
-    </w:p>
-    <w:p>
-      <w:pPr>
-        <w:spacing w:before="0" w:after="40" w:line="312" w:lineRule="auto"/>
-      </w:pPr>
-      <w:r>
-        <w:rPr>
-          <w:rFonts w:ascii="Calibri" w:hAnsi="Calibri" w:eastAsia="微软雅黑"/>
-          <w:b w:val="0"/>
-          <w:i w:val="0"/>
-          <w:color w:val="6B6560"/>
-          <w:sz w:val="19"/>
-        </w:rPr>
-        <w:t>面向中学教师的桌面端成绩管理：AI视觉识别让教师从手工录入中解放，有网无网都能用。</w:t>
-      </w:r>
-    </w:p>
-    <w:p>
-      <w:pPr>
-        <w:spacing w:before="0" w:after="20" w:line="312" w:lineRule="auto"/>
-        <w:ind w:left="283"/>
-      </w:pPr>
-      <w:r>
-        <w:rPr>
-          <w:rFonts w:ascii="Calibri" w:hAnsi="Calibri" w:eastAsia="微软雅黑"/>
-          <w:b w:val="0"/>
-          <w:i w:val="0"/>
-          <w:color w:val="333333"/>
-          <w:sz w:val="19"/>
-        </w:rPr>
-        <w:t>• Qwen-VL 视觉大模型识别成绩表格→结构化JSON，支持多图合并按姓名归并；图像预处理流水线提升低质量照片识别率</w:t>
-      </w:r>
-    </w:p>
-    <w:p>
-      <w:pPr>
-        <w:spacing w:before="0" w:after="20" w:line="312" w:lineRule="auto"/>
-        <w:ind w:left="283"/>
-      </w:pPr>
-      <w:r>
-        <w:rPr>
-          <w:rFonts w:ascii="Calibri" w:hAnsi="Calibri" w:eastAsia="微软雅黑"/>
-          <w:b w:val="0"/>
-          <w:i w:val="0"/>
-          <w:color w:val="333333"/>
-          <w:sz w:val="19"/>
-        </w:rPr>
-        <w:t>• 4级OCR降级链路（Qwen-VL→腾讯云→RapidOCR→PaddleOCR）逐级兜底，断网可用</w:t>
-      </w:r>
-    </w:p>
-    <w:p>
-      <w:pPr>
-        <w:spacing w:before="0" w:after="20" w:line="312" w:lineRule="auto"/>
-        <w:ind w:left="283"/>
-      </w:pPr>
-      <w:r>
-        <w:rPr>
-          <w:rFonts w:ascii="Calibri" w:hAnsi="Calibri" w:eastAsia="微软雅黑"/>
-          <w:b w:val="0"/>
-          <w:i w:val="0"/>
-          <w:color w:val="333333"/>
-          <w:sz w:val="19"/>
-        </w:rPr>
-        <w:t>• PySide6 + Fluent Design（Win11风格）界面，PyInstaller打包.exe，SQLite本地存储，双击即用</w:t>
-      </w:r>
-    </w:p>
-    <w:p>
-      <w:pPr>
-        <w:spacing w:before="40" w:after="120" w:line="288" w:lineRule="auto"/>
-      </w:pPr>
-      <w:r>
-        <w:rPr>
-          <w:rFonts w:ascii="Calibri" w:hAnsi="Calibri" w:eastAsia="微软雅黑"/>
-          <w:b w:val="0"/>
-          <w:i/>
-          <w:color w:val="5A5045"/>
-          <w:sz w:val="17"/>
-        </w:rPr>
-        <w:t>Python  |  Qwen-VL  |  PySide6  |  OCR Pipeline  |  SQLite</w:t>
       </w:r>
     </w:p>
     <w:p>
@@ -573,7 +759,7 @@
           <w:color w:val="6B6560"/>
           <w:sz w:val="19"/>
         </w:rPr>
-        <w:t>面向招投标/法务/研究的本地知识库：17种模块化RAG策略、6家国产大模型、全数据AES-256加密。</w:t>
+        <w:t>面向招投标、法务、研究的本地知识库：17种模块化RAG策略、6家国产大模型、全数据AES-256加密。</w:t>
       </w:r>
     </w:p>
     <w:p>
@@ -626,7 +812,7 @@
     </w:p>
     <w:p>
       <w:pPr>
-        <w:spacing w:before="40" w:after="120" w:line="288" w:lineRule="auto"/>
+        <w:spacing w:before="40" w:after="40" w:line="288" w:lineRule="auto"/>
       </w:pPr>
       <w:r>
         <w:rPr>
@@ -907,7 +1093,7 @@
           <w:color w:val="6B6560"/>
           <w:sz w:val="19"/>
         </w:rPr>
-        <w:t>个人主页：wd-cloud-spec.github.io（AI项目视频演示）  ·  随时到岗  ·  目标城市：重庆、成都</w:t>
+        <w:t>个人主页：wd-cloud-spec.github.io（AI项目视频演示）  ·  GitHub：github.com/wd-cloud-spec  ·  随时到岗  ·  目标城市：重庆、成都</w:t>
       </w:r>
     </w:p>
     <w:sectPr>

--- a/王栋-简历.docx
+++ b/王栋-简历.docx
@@ -263,7 +263,7 @@
           <w:color w:val="8B7640"/>
           <w:sz w:val="21"/>
         </w:rPr>
-        <w:t>★ DSH Mobile — 手机远程指挥台（旗舰项目）</w:t>
+        <w:t>★ DeepSeek Harness Mobile — 手机远程指挥台（旗舰项目）</w:t>
       </w:r>
     </w:p>
     <w:p>
@@ -403,7 +403,271 @@
           <w:color w:val="8B7640"/>
           <w:sz w:val="21"/>
         </w:rPr>
-        <w:t>★ 工作台与统计工具 — AI×教育桌面应用（旗舰项目）</w:t>
+        <w:t>★ CodeClean — AI 代码清理平台（旗舰项目）</w:t>
+      </w:r>
+    </w:p>
+    <w:p>
+      <w:pPr>
+        <w:spacing w:before="0" w:after="40" w:line="312" w:lineRule="auto"/>
+      </w:pPr>
+      <w:r>
+        <w:rPr>
+          <w:rFonts w:ascii="Calibri" w:hAnsi="Calibri" w:eastAsia="微软雅黑"/>
+          <w:b w:val="0"/>
+          <w:i w:val="0"/>
+          <w:color w:val="6B6560"/>
+          <w:sz w:val="19"/>
+        </w:rPr>
+        <w:t>一套把安全做到极致的 AI 代码清理平台：帮助不懂代码的人去检查冗余代码文件。清理端 7 Agent"做手术"，学习端 5 Agent"不再犯同样的错"。</w:t>
+      </w:r>
+    </w:p>
+    <w:p>
+      <w:pPr>
+        <w:spacing w:before="0" w:after="20" w:line="312" w:lineRule="auto"/>
+        <w:ind w:left="283"/>
+      </w:pPr>
+      <w:r>
+        <w:rPr>
+          <w:rFonts w:ascii="Calibri" w:hAnsi="Calibri" w:eastAsia="微软雅黑"/>
+          <w:b w:val="0"/>
+          <w:i w:val="0"/>
+          <w:color w:val="333333"/>
+          <w:sz w:val="19"/>
+        </w:rPr>
+        <w:t>• 三道防线：沙箱副本只读执行 + .quarantine/ 只隔离不删除（SHA256溯源一条命令回迁）+ 基线回归校验自动回滚</w:t>
+      </w:r>
+    </w:p>
+    <w:p>
+      <w:pPr>
+        <w:spacing w:before="0" w:after="20" w:line="312" w:lineRule="auto"/>
+        <w:ind w:left="283"/>
+      </w:pPr>
+      <w:r>
+        <w:rPr>
+          <w:rFonts w:ascii="Calibri" w:hAnsi="Calibri" w:eastAsia="微软雅黑"/>
+          <w:b w:val="0"/>
+          <w:i w:val="0"/>
+          <w:color w:val="333333"/>
+          <w:sz w:val="19"/>
+        </w:rPr>
+        <w:t>• Tree-sitter AST + 框架感知检测（FastAPI/Django/Vue 动态路由），从源头降低误删率</w:t>
+      </w:r>
+    </w:p>
+    <w:p>
+      <w:pPr>
+        <w:spacing w:before="0" w:after="20" w:line="312" w:lineRule="auto"/>
+        <w:ind w:left="283"/>
+      </w:pPr>
+      <w:r>
+        <w:rPr>
+          <w:rFonts w:ascii="Calibri" w:hAnsi="Calibri" w:eastAsia="微软雅黑"/>
+          <w:b w:val="0"/>
+          <w:i w:val="0"/>
+          <w:color w:val="333333"/>
+          <w:sz w:val="19"/>
+        </w:rPr>
+        <w:t>• L1/L2/L3 三级风险分流，L2 暂停人工审批（LangGraph checkpoint 断点恢复）</w:t>
+      </w:r>
+    </w:p>
+    <w:p>
+      <w:pPr>
+        <w:spacing w:before="0" w:after="20" w:line="312" w:lineRule="auto"/>
+        <w:ind w:left="283"/>
+      </w:pPr>
+      <w:r>
+        <w:rPr>
+          <w:rFonts w:ascii="Calibri" w:hAnsi="Calibri" w:eastAsia="微软雅黑"/>
+          <w:b w:val="0"/>
+          <w:i w:val="0"/>
+          <w:color w:val="333333"/>
+          <w:sz w:val="19"/>
+        </w:rPr>
+        <w:t>• 十节点 LangGraph DAG 编排 + SqliteSaver 断点续跑，FATAL/RETRY/DEGRADE 三级异常韧性</w:t>
+      </w:r>
+    </w:p>
+    <w:p>
+      <w:pPr>
+        <w:spacing w:before="0" w:after="20" w:line="312" w:lineRule="auto"/>
+        <w:ind w:left="283"/>
+      </w:pPr>
+      <w:r>
+        <w:rPr>
+          <w:rFonts w:ascii="Calibri" w:hAnsi="Calibri" w:eastAsia="微软雅黑"/>
+          <w:b w:val="0"/>
+          <w:i w:val="0"/>
+          <w:color w:val="333333"/>
+          <w:sz w:val="19"/>
+        </w:rPr>
+        <w:t>• 五阶段学习闭环：Harvester→Evaluator→Validator→Integrator→Monitor</w:t>
+      </w:r>
+    </w:p>
+    <w:p>
+      <w:pPr>
+        <w:spacing w:before="40" w:after="40" w:line="288" w:lineRule="auto"/>
+      </w:pPr>
+      <w:r>
+        <w:rPr>
+          <w:rFonts w:ascii="Calibri" w:hAnsi="Calibri" w:eastAsia="微软雅黑"/>
+          <w:b w:val="0"/>
+          <w:i/>
+          <w:color w:val="5A5045"/>
+          <w:sz w:val="17"/>
+        </w:rPr>
+        <w:t>Python  |  LangGraph  |  12 Agent  |  Tree-sitter  |  沙箱隔离</w:t>
+      </w:r>
+    </w:p>
+    <w:p>
+      <w:pPr>
+        <w:spacing w:before="0" w:after="120" w:line="288" w:lineRule="auto"/>
+      </w:pPr>
+      <w:r>
+        <w:rPr>
+          <w:rFonts w:ascii="Calibri" w:hAnsi="Calibri" w:eastAsia="微软雅黑"/>
+          <w:b w:val="0"/>
+          <w:i w:val="0"/>
+          <w:color w:val="5A5045"/>
+          <w:sz w:val="17"/>
+        </w:rPr>
+        <w:t>工程规模：5000行 Python · 36个模块 · 12个Prompt模板 · 85项自动化测试全过</w:t>
+      </w:r>
+    </w:p>
+    <w:p>
+      <w:pPr>
+        <w:spacing w:before="160" w:after="40" w:line="288" w:lineRule="auto"/>
+      </w:pPr>
+      <w:r>
+        <w:rPr>
+          <w:rFonts w:ascii="Calibri" w:hAnsi="Calibri" w:eastAsia="微软雅黑"/>
+          <w:b/>
+          <w:i w:val="0"/>
+          <w:color w:val="8B7640"/>
+          <w:sz w:val="21"/>
+        </w:rPr>
+        <w:t>★ 铜雀台 × 商单台 — AI 销售管理平台（旗舰项目）</w:t>
+      </w:r>
+    </w:p>
+    <w:p>
+      <w:pPr>
+        <w:spacing w:before="0" w:after="40" w:line="312" w:lineRule="auto"/>
+      </w:pPr>
+      <w:r>
+        <w:rPr>
+          <w:rFonts w:ascii="Calibri" w:hAnsi="Calibri" w:eastAsia="微软雅黑"/>
+          <w:b w:val="0"/>
+          <w:i w:val="0"/>
+          <w:color w:val="6B6560"/>
+          <w:sz w:val="19"/>
+        </w:rPr>
+        <w:t>双子星架构：铜雀台管客户（CRM），商单台管履约（报价→合同→回款→交付→售后），同一 Supabase 账号体系数据天然互通；语音助手让"说话"变成录客户、开报价、建订单。</w:t>
+      </w:r>
+    </w:p>
+    <w:p>
+      <w:pPr>
+        <w:spacing w:before="0" w:after="20" w:line="312" w:lineRule="auto"/>
+        <w:ind w:left="283"/>
+      </w:pPr>
+      <w:r>
+        <w:rPr>
+          <w:rFonts w:ascii="Calibri" w:hAnsi="Calibri" w:eastAsia="微软雅黑"/>
+          <w:b w:val="0"/>
+          <w:i w:val="0"/>
+          <w:color w:val="333333"/>
+          <w:sz w:val="19"/>
+        </w:rPr>
+        <w:t>• 语音→动作流水线：MediaRecorder→16kHz PCM重采样→讯飞WS（手写HMAC-SHA256签名）→DeepSeek结构化意图→前端执行类型化动作</w:t>
+      </w:r>
+    </w:p>
+    <w:p>
+      <w:pPr>
+        <w:spacing w:before="0" w:after="20" w:line="312" w:lineRule="auto"/>
+        <w:ind w:left="283"/>
+      </w:pPr>
+      <w:r>
+        <w:rPr>
+          <w:rFonts w:ascii="Calibri" w:hAnsi="Calibri" w:eastAsia="微软雅黑"/>
+          <w:b w:val="0"/>
+          <w:i w:val="0"/>
+          <w:color w:val="333333"/>
+          <w:sz w:val="19"/>
+        </w:rPr>
+        <w:t>• 50产品目录注入system prompt，口语化产品名自动映射SKU并计价（实测"高配工位套餐2套"自动计价21,897元）</w:t>
+      </w:r>
+    </w:p>
+    <w:p>
+      <w:pPr>
+        <w:spacing w:before="0" w:after="20" w:line="312" w:lineRule="auto"/>
+        <w:ind w:left="283"/>
+      </w:pPr>
+      <w:r>
+        <w:rPr>
+          <w:rFonts w:ascii="Calibri" w:hAnsi="Calibri" w:eastAsia="微软雅黑"/>
+          <w:b w:val="0"/>
+          <w:i w:val="0"/>
+          <w:color w:val="333333"/>
+          <w:sz w:val="19"/>
+        </w:rPr>
+        <w:t>• 金额/状态一致性由 PostgreSQL RPC 保证；审批门控漏斗（won/lost回退需审批+stage_logs审计）</w:t>
+      </w:r>
+    </w:p>
+    <w:p>
+      <w:pPr>
+        <w:spacing w:before="0" w:after="20" w:line="312" w:lineRule="auto"/>
+        <w:ind w:left="283"/>
+      </w:pPr>
+      <w:r>
+        <w:rPr>
+          <w:rFonts w:ascii="Calibri" w:hAnsi="Calibri" w:eastAsia="微软雅黑"/>
+          <w:b w:val="0"/>
+          <w:i w:val="0"/>
+          <w:color w:val="333333"/>
+          <w:sz w:val="19"/>
+        </w:rPr>
+        <w:t>• 版本化幂等迁移：从2人团队演化到20-50人组织（层级权限+公海自动回收）；Repository模式（Supabase云+IndexedDB离线缓存）</w:t>
+      </w:r>
+    </w:p>
+    <w:p>
+      <w:pPr>
+        <w:spacing w:before="40" w:after="40" w:line="288" w:lineRule="auto"/>
+      </w:pPr>
+      <w:r>
+        <w:rPr>
+          <w:rFonts w:ascii="Calibri" w:hAnsi="Calibri" w:eastAsia="微软雅黑"/>
+          <w:b w:val="0"/>
+          <w:i/>
+          <w:color w:val="5A5045"/>
+          <w:sz w:val="17"/>
+        </w:rPr>
+        <w:t>Next.js  |  React  |  Supabase  |  DeepSeek  |  讯飞ASR  |  PWA</w:t>
+      </w:r>
+    </w:p>
+    <w:p>
+      <w:pPr>
+        <w:spacing w:before="0" w:after="120" w:line="288" w:lineRule="auto"/>
+      </w:pPr>
+      <w:r>
+        <w:rPr>
+          <w:rFonts w:ascii="Calibri" w:hAnsi="Calibri" w:eastAsia="微软雅黑"/>
+          <w:b w:val="0"/>
+          <w:i w:val="0"/>
+          <w:color w:val="5A5045"/>
+          <w:sz w:val="17"/>
+        </w:rPr>
+        <w:t>工程规模：两个应用 ~15,000行 · 已部署 Vercel · PWA可安装 · 真实可上线</w:t>
+      </w:r>
+    </w:p>
+    <w:p>
+      <w:pPr>
+        <w:spacing w:before="160" w:after="40" w:line="288" w:lineRule="auto"/>
+      </w:pPr>
+      <w:r>
+        <w:rPr>
+          <w:rFonts w:ascii="Calibri" w:hAnsi="Calibri" w:eastAsia="微软雅黑"/>
+          <w:b/>
+          <w:i w:val="0"/>
+          <w:color w:val="333333"/>
+          <w:sz w:val="21"/>
+        </w:rPr>
+        <w:t>成绩统计工具 — AI×教育桌面应用</w:t>
       </w:r>
     </w:p>
     <w:p>
@@ -466,7 +730,7 @@
           <w:color w:val="333333"/>
           <w:sz w:val="19"/>
         </w:rPr>
-        <w:t>• PySide6 + Fluent Design（Win11风格）界面、视频动态背景，教师零学习成本</w:t>
+        <w:t>• PySide6 + Fluent Design 界面 + 视频动态背景，教师零学习成本</w:t>
       </w:r>
     </w:p>
     <w:p>
@@ -498,145 +762,6 @@
           <w:sz w:val="17"/>
         </w:rPr>
         <w:t>Python  |  Qwen-VL  |  PySide6  |  Fluent Design  |  SQLite</w:t>
-      </w:r>
-    </w:p>
-    <w:p>
-      <w:pPr>
-        <w:spacing w:before="0" w:after="120" w:line="288" w:lineRule="auto"/>
-      </w:pPr>
-      <w:r>
-        <w:rPr>
-          <w:rFonts w:ascii="Calibri" w:hAnsi="Calibri" w:eastAsia="微软雅黑"/>
-          <w:b w:val="0"/>
-          <w:i w:val="0"/>
-          <w:color w:val="5A5045"/>
-          <w:sz w:val="17"/>
-        </w:rPr>
-        <w:t>交付形态：单文件.exe · 教师双击即用 · 完整使用说明与培训PPT</w:t>
-      </w:r>
-    </w:p>
-    <w:p>
-      <w:pPr>
-        <w:spacing w:before="160" w:after="40" w:line="288" w:lineRule="auto"/>
-      </w:pPr>
-      <w:r>
-        <w:rPr>
-          <w:rFonts w:ascii="Calibri" w:hAnsi="Calibri" w:eastAsia="微软雅黑"/>
-          <w:b/>
-          <w:i w:val="0"/>
-          <w:color w:val="333333"/>
-          <w:sz w:val="21"/>
-        </w:rPr>
-        <w:t>CodeClean — AI 代码清理平台</w:t>
-      </w:r>
-    </w:p>
-    <w:p>
-      <w:pPr>
-        <w:spacing w:before="0" w:after="40" w:line="312" w:lineRule="auto"/>
-      </w:pPr>
-      <w:r>
-        <w:rPr>
-          <w:rFonts w:ascii="Calibri" w:hAnsi="Calibri" w:eastAsia="微软雅黑"/>
-          <w:b w:val="0"/>
-          <w:i w:val="0"/>
-          <w:color w:val="6B6560"/>
-          <w:sz w:val="19"/>
-        </w:rPr>
-        <w:t>一套把安全做到极致的 AI 代码清理平台：帮助不懂代码的人去检查冗余代码文件。清理端 7 Agent"做手术"，学习端 5 Agent"不再犯同样的错"。</w:t>
-      </w:r>
-    </w:p>
-    <w:p>
-      <w:pPr>
-        <w:spacing w:before="0" w:after="20" w:line="312" w:lineRule="auto"/>
-        <w:ind w:left="283"/>
-      </w:pPr>
-      <w:r>
-        <w:rPr>
-          <w:rFonts w:ascii="Calibri" w:hAnsi="Calibri" w:eastAsia="微软雅黑"/>
-          <w:b w:val="0"/>
-          <w:i w:val="0"/>
-          <w:color w:val="333333"/>
-          <w:sz w:val="19"/>
-        </w:rPr>
-        <w:t>• 沙箱副本只读执行 + .quarantine/ 只隔离不删除 + 基线回归校验，异常自动回滚整个批次</w:t>
-      </w:r>
-    </w:p>
-    <w:p>
-      <w:pPr>
-        <w:spacing w:before="0" w:after="20" w:line="312" w:lineRule="auto"/>
-        <w:ind w:left="283"/>
-      </w:pPr>
-      <w:r>
-        <w:rPr>
-          <w:rFonts w:ascii="Calibri" w:hAnsi="Calibri" w:eastAsia="微软雅黑"/>
-          <w:b w:val="0"/>
-          <w:i w:val="0"/>
-          <w:color w:val="333333"/>
-          <w:sz w:val="19"/>
-        </w:rPr>
-        <w:t>• Tree-sitter AST + 框架感知检测（FastAPI/Django/Vue 动态路由），从源头降低误删率</w:t>
-      </w:r>
-    </w:p>
-    <w:p>
-      <w:pPr>
-        <w:spacing w:before="0" w:after="20" w:line="312" w:lineRule="auto"/>
-        <w:ind w:left="283"/>
-      </w:pPr>
-      <w:r>
-        <w:rPr>
-          <w:rFonts w:ascii="Calibri" w:hAnsi="Calibri" w:eastAsia="微软雅黑"/>
-          <w:b w:val="0"/>
-          <w:i w:val="0"/>
-          <w:color w:val="333333"/>
-          <w:sz w:val="19"/>
-        </w:rPr>
-        <w:t>• L1/L2/L3 三级风险分流，L2 暂停人工审批（LangGraph checkpoint 断点恢复）</w:t>
-      </w:r>
-    </w:p>
-    <w:p>
-      <w:pPr>
-        <w:spacing w:before="0" w:after="20" w:line="312" w:lineRule="auto"/>
-        <w:ind w:left="283"/>
-      </w:pPr>
-      <w:r>
-        <w:rPr>
-          <w:rFonts w:ascii="Calibri" w:hAnsi="Calibri" w:eastAsia="微软雅黑"/>
-          <w:b w:val="0"/>
-          <w:i w:val="0"/>
-          <w:color w:val="333333"/>
-          <w:sz w:val="19"/>
-        </w:rPr>
-        <w:t>• 十节点 DAG 编排 + SqliteSaver 断点续跑，FATAL/RETRY/DEGRADE 三级异常韧性</w:t>
-      </w:r>
-    </w:p>
-    <w:p>
-      <w:pPr>
-        <w:spacing w:before="40" w:after="40" w:line="288" w:lineRule="auto"/>
-      </w:pPr>
-      <w:r>
-        <w:rPr>
-          <w:rFonts w:ascii="Calibri" w:hAnsi="Calibri" w:eastAsia="微软雅黑"/>
-          <w:b w:val="0"/>
-          <w:i/>
-          <w:color w:val="5A5045"/>
-          <w:sz w:val="17"/>
-        </w:rPr>
-        <w:t>Python  |  LangGraph  |  12 Agent  |  Tree-sitter  |  沙箱隔离</w:t>
-      </w:r>
-    </w:p>
-    <w:p>
-      <w:pPr>
-        <w:spacing w:before="0" w:after="120" w:line="288" w:lineRule="auto"/>
-      </w:pPr>
-      <w:r>
-        <w:rPr>
-          <w:rFonts w:ascii="Calibri" w:hAnsi="Calibri" w:eastAsia="微软雅黑"/>
-          <w:b w:val="0"/>
-          <w:i w:val="0"/>
-          <w:color w:val="5A5045"/>
-          <w:sz w:val="17"/>
-        </w:rPr>
-        <w:t>工程规模：5000行 Python · 36个模块 · 85项自动化测试全过</w:t>
       </w:r>
     </w:p>
     <w:p>
@@ -730,99 +855,6 @@
           <w:sz w:val="17"/>
         </w:rPr>
         <w:t>Node.js  |  DeepSeek  |  Electron  |  RBAC  |  零依赖</w:t>
-      </w:r>
-    </w:p>
-    <w:p>
-      <w:pPr>
-        <w:spacing w:before="160" w:after="40" w:line="288" w:lineRule="auto"/>
-      </w:pPr>
-      <w:r>
-        <w:rPr>
-          <w:rFonts w:ascii="Calibri" w:hAnsi="Calibri" w:eastAsia="微软雅黑"/>
-          <w:b/>
-          <w:i w:val="0"/>
-          <w:color w:val="333333"/>
-          <w:sz w:val="21"/>
-        </w:rPr>
-        <w:t>RAG知识库MAX — 私有化桌面端RAG系统</w:t>
-      </w:r>
-    </w:p>
-    <w:p>
-      <w:pPr>
-        <w:spacing w:before="0" w:after="40" w:line="312" w:lineRule="auto"/>
-      </w:pPr>
-      <w:r>
-        <w:rPr>
-          <w:rFonts w:ascii="Calibri" w:hAnsi="Calibri" w:eastAsia="微软雅黑"/>
-          <w:b w:val="0"/>
-          <w:i w:val="0"/>
-          <w:color w:val="6B6560"/>
-          <w:sz w:val="19"/>
-        </w:rPr>
-        <w:t>面向招投标、法务、研究的本地知识库：17种模块化RAG策略、6家国产大模型、全数据AES-256加密。</w:t>
-      </w:r>
-    </w:p>
-    <w:p>
-      <w:pPr>
-        <w:spacing w:before="0" w:after="20" w:line="312" w:lineRule="auto"/>
-        <w:ind w:left="283"/>
-      </w:pPr>
-      <w:r>
-        <w:rPr>
-          <w:rFonts w:ascii="Calibri" w:hAnsi="Calibri" w:eastAsia="微软雅黑"/>
-          <w:b w:val="0"/>
-          <w:i w:val="0"/>
-          <w:color w:val="333333"/>
-          <w:sz w:val="19"/>
-        </w:rPr>
-        <w:t>• 17种RAG策略三层架构（切分组6选1+增强组6选多+高阶组5选多），实时冲突校验，智能/专家双模式</w:t>
-      </w:r>
-    </w:p>
-    <w:p>
-      <w:pPr>
-        <w:spacing w:before="0" w:after="20" w:line="312" w:lineRule="auto"/>
-        <w:ind w:left="283"/>
-      </w:pPr>
-      <w:r>
-        <w:rPr>
-          <w:rFonts w:ascii="Calibri" w:hAnsi="Calibri" w:eastAsia="微软雅黑"/>
-          <w:b w:val="0"/>
-          <w:i w:val="0"/>
-          <w:color w:val="333333"/>
-          <w:sz w:val="19"/>
-        </w:rPr>
-        <w:t>• bge-m3本地Embedding+bge-reranker精排，向量永久不变、仅增量重建；离线模式自动降级（CRAG→Self-RAG等）</w:t>
-      </w:r>
-    </w:p>
-    <w:p>
-      <w:pPr>
-        <w:spacing w:before="0" w:after="20" w:line="312" w:lineRule="auto"/>
-        <w:ind w:left="283"/>
-      </w:pPr>
-      <w:r>
-        <w:rPr>
-          <w:rFonts w:ascii="Calibri" w:hAnsi="Calibri" w:eastAsia="微软雅黑"/>
-          <w:b w:val="0"/>
-          <w:i w:val="0"/>
-          <w:color w:val="333333"/>
-          <w:sz w:val="19"/>
-        </w:rPr>
-        <w:t>• 硬件自适应量化（FP16/8bit/4bit），多密钥轮询+故障自动切换，Token预算管理</w:t>
-      </w:r>
-    </w:p>
-    <w:p>
-      <w:pPr>
-        <w:spacing w:before="40" w:after="40" w:line="288" w:lineRule="auto"/>
-      </w:pPr>
-      <w:r>
-        <w:rPr>
-          <w:rFonts w:ascii="Calibri" w:hAnsi="Calibri" w:eastAsia="微软雅黑"/>
-          <w:b w:val="0"/>
-          <w:i/>
-          <w:color w:val="5A5045"/>
-          <w:sz w:val="17"/>
-        </w:rPr>
-        <w:t>Python  |  bge-m3  |  GraphRAG  |  PyQt6  |  AES-256</w:t>
       </w:r>
     </w:p>
     <w:p>
